--- a/03_Outputs/final scripts/zh/Module 4/4.3.0-zh.docx
+++ b/03_Outputs/final scripts/zh/Module 4/4.3.0-zh.docx
@@ -14,12 +14,12 @@
     </w:p>
     <w:p>
       <w:r>
-        <w:t xml:space="preserve">尽管需求明确，但各地区对可再生能源的私人投资仍然不平衡。虽然全球投资在增加，但发展中国家——尽管拥有巨大的可再生能源潜力和紧迫的能源获取需求——截至2023年，吸引的清洁能源投资不到总投资的15%。这种差异突显了这些地区面临的障碍：高金融风险、市场不发达、监管不确定性以及基础设施不足， all contribute to limited private sector participation.  </w:t>
+        <w:t xml:space="preserve">尽管需求明确，但各地区对可再生能源的私人投资仍然不平衡。虽然全球投资在增加，但发展中国家——尽管拥有巨大的可再生能源潜力和紧迫的能源获取需求——截至2023年，吸引的清洁能源投资不到总投资的15%。这种差异凸显了这些地区面临的障碍：高金融风险、市场不发达、监管不确定性以及基础设施不足， all contribute to limited private sector participation.  </w:t>
       </w:r>
     </w:p>
     <w:p>
       <w:r>
-        <w:t xml:space="preserve">为应对这些挑战，制定有针对性的解决方案至关重要。风险缓释策略——如担保、保险和证券化——可以降低投资的感知风险。例如，在哈萨克斯坦，政策改革和金融风险缓解措施释放了私营资本，用于可再生能源项目，展示了有效干预如何营造更具吸引力的投资环境。  </w:t>
+        <w:t xml:space="preserve">为应对这些挑战，制定有针对性的解决方案至关重要。风险缓释策略——如担保、保险和证券化——可以降低投资的感知风险。例如，在哈萨克斯坦，政策改革和金融风险缓解释放了私人资本，用于可再生能源项目，展示了有效干预如何营造更具吸引力的投资环境。  </w:t>
       </w:r>
     </w:p>
     <w:p>
@@ -29,7 +29,7 @@
     </w:p>
     <w:p>
       <w:r>
-        <w:t xml:space="preserve">总之，为了实现到2030年每年超过四万亿美元的全球清洁能源投资目标，动员私人资本是不可或缺的。通过风险缓释、创新融资策略和政策改革解决障碍，将是释放实现可持续能源未来所需投资的关键。  </w:t>
+        <w:t xml:space="preserve">总之，为了实现到2030年每年超过四万亿美元的全球清洁能源投资目标，动员私人资本是不可或缺的。通过风险缓释、创新融资策略和政策改革解决障碍，将是 unlocking the investment needed for a sustainable energy future.  </w:t>
       </w:r>
     </w:p>
     <w:p>

--- a/03_Outputs/final scripts/zh/Module 4/4.3.0-zh.docx
+++ b/03_Outputs/final scripts/zh/Module 4/4.3.0-zh.docx
@@ -14,12 +14,12 @@
     </w:p>
     <w:p>
       <w:r>
-        <w:t xml:space="preserve">尽管需求明确，但各地区对可再生能源的私人投资仍然不平衡。虽然全球投资在增加，但发展中国家——尽管拥有巨大的可再生能源潜力和紧迫的能源获取需求——截至2023年，吸引的清洁能源投资不到总投资的15%。这种差异凸显了这些地区面临的障碍：高金融风险、市场不发达、监管不确定性以及基础设施不足， all contribute to limited private sector participation.  </w:t>
+        <w:t xml:space="preserve">尽管需求明确，但各地区对可再生能源的私人投资仍然不平衡。虽然全球投资在增加，但发展中国家——尽管拥有巨大的可再生能源潜力和紧迫的能源获取需求——截至2023年仅吸引了不到15%的清洁能源总投资。这种差异凸显了这些地区面临的障碍：高金融风险、市场不发达、监管不确定性以及基础设施不足，所有这些都限制了私营部门的参与。  </w:t>
       </w:r>
     </w:p>
     <w:p>
       <w:r>
-        <w:t xml:space="preserve">为应对这些挑战，制定有针对性的解决方案至关重要。风险缓释策略——如担保、保险和证券化——可以降低投资的感知风险。例如，在哈萨克斯坦，政策改革和金融风险缓解释放了私人资本，用于可再生能源项目，展示了有效干预如何营造更具吸引力的投资环境。  </w:t>
+        <w:t xml:space="preserve">为应对这些挑战，制定有针对性的解决方案至关重要。风险缓释策略——如担保、保险和证券化——可以降低投资的感知风险。例如，在哈萨克斯坦，政策改革和金融风险缓解释放了私营资本用于可再生能源项目，展示了有效干预如何营造更具吸引力的投资环境。  </w:t>
       </w:r>
     </w:p>
     <w:p>
@@ -29,7 +29,7 @@
     </w:p>
     <w:p>
       <w:r>
-        <w:t xml:space="preserve">总之，为了实现到2030年每年超过四万亿美元的全球清洁能源投资目标，动员私人资本是不可或缺的。通过风险缓释、创新融资策略和政策改革解决障碍，将是 unlocking the investment needed for a sustainable energy future.  </w:t>
+        <w:t xml:space="preserve">总之，为了实现到2030年每年超过四万亿美元的全球清洁能源投资目标，动员私人资本是不可或缺的。通过风险缓释、创新融资策略和政策改革解决障碍，将是开启实现可持续能源未来所需投资的关键。  </w:t>
       </w:r>
     </w:p>
     <w:p>
